--- a/笔记/git语句.docx
+++ b/笔记/git语句.docx
@@ -9,6 +9,7 @@
           <w:numId w:val="1"/>
         </w:numPr>
         <w:rPr>
+          <w:rFonts w:hint="eastAsia"/>
           <w:b/>
           <w:bCs/>
           <w:sz w:val="28"/>
@@ -22,27 +23,7 @@
           <w:sz w:val="28"/>
           <w:szCs w:val="28"/>
         </w:rPr>
-        <w:t>git clone &lt;地址&gt;：把</w:t>
-      </w:r>
-      <w:proofErr w:type="gramStart"/>
-      <w:r>
-        <w:rPr>
-          <w:b/>
-          <w:bCs/>
-          <w:sz w:val="28"/>
-          <w:szCs w:val="28"/>
-        </w:rPr>
-        <w:t>远程项目</w:t>
-      </w:r>
-      <w:proofErr w:type="gramEnd"/>
-      <w:r>
-        <w:rPr>
-          <w:b/>
-          <w:bCs/>
-          <w:sz w:val="28"/>
-          <w:szCs w:val="28"/>
-        </w:rPr>
-        <w:t>完整下载到本地</w:t>
+        <w:t>git clone &lt;地址&gt;：把远程项目完整下载到本地</w:t>
       </w:r>
     </w:p>
     <w:p>
@@ -52,6 +33,7 @@
           <w:numId w:val="1"/>
         </w:numPr>
         <w:rPr>
+          <w:rFonts w:hint="eastAsia"/>
           <w:b/>
           <w:bCs/>
           <w:sz w:val="28"/>
@@ -75,6 +57,7 @@
           <w:numId w:val="1"/>
         </w:numPr>
         <w:rPr>
+          <w:rFonts w:hint="eastAsia"/>
           <w:b/>
           <w:bCs/>
           <w:sz w:val="28"/>
@@ -98,6 +81,7 @@
           <w:numId w:val="1"/>
         </w:numPr>
         <w:rPr>
+          <w:rFonts w:hint="eastAsia"/>
           <w:b/>
           <w:bCs/>
           <w:sz w:val="28"/>
@@ -121,6 +105,7 @@
           <w:numId w:val="1"/>
         </w:numPr>
         <w:rPr>
+          <w:rFonts w:hint="eastAsia"/>
           <w:b/>
           <w:bCs/>
           <w:sz w:val="28"/>
@@ -134,27 +119,7 @@
           <w:sz w:val="28"/>
           <w:szCs w:val="28"/>
         </w:rPr>
-        <w:t>git stash：临时</w:t>
-      </w:r>
-      <w:proofErr w:type="gramStart"/>
-      <w:r>
-        <w:rPr>
-          <w:b/>
-          <w:bCs/>
-          <w:sz w:val="28"/>
-          <w:szCs w:val="28"/>
-        </w:rPr>
-        <w:t>存一下</w:t>
-      </w:r>
-      <w:proofErr w:type="gramEnd"/>
-      <w:r>
-        <w:rPr>
-          <w:b/>
-          <w:bCs/>
-          <w:sz w:val="28"/>
-          <w:szCs w:val="28"/>
-        </w:rPr>
-        <w:t>没提交的修改，让工作区变干净（之后能恢复）</w:t>
+        <w:t>git stash：临时存一下没提交的修改，让工作区变干净</w:t>
       </w:r>
     </w:p>
     <w:p>
@@ -164,6 +129,7 @@
           <w:numId w:val="1"/>
         </w:numPr>
         <w:rPr>
+          <w:rFonts w:hint="eastAsia"/>
           <w:b/>
           <w:bCs/>
           <w:sz w:val="28"/>
@@ -187,6 +153,7 @@
           <w:numId w:val="1"/>
         </w:numPr>
         <w:rPr>
+          <w:rFonts w:hint="eastAsia"/>
           <w:b/>
           <w:bCs/>
           <w:sz w:val="28"/>
@@ -210,6 +177,7 @@
           <w:numId w:val="1"/>
         </w:numPr>
         <w:rPr>
+          <w:rFonts w:hint="eastAsia"/>
           <w:b/>
           <w:bCs/>
           <w:sz w:val="28"/>
@@ -233,6 +201,7 @@
           <w:numId w:val="1"/>
         </w:numPr>
         <w:rPr>
+          <w:rFonts w:hint="eastAsia"/>
           <w:b/>
           <w:bCs/>
           <w:sz w:val="28"/>
@@ -256,6 +225,7 @@
           <w:numId w:val="1"/>
         </w:numPr>
         <w:rPr>
+          <w:rFonts w:hint="eastAsia"/>
           <w:b/>
           <w:bCs/>
           <w:sz w:val="28"/>
@@ -269,27 +239,7 @@
           <w:sz w:val="28"/>
           <w:szCs w:val="28"/>
         </w:rPr>
-        <w:t>git log --</w:t>
-      </w:r>
-      <w:proofErr w:type="spellStart"/>
-      <w:r>
-        <w:rPr>
-          <w:b/>
-          <w:bCs/>
-          <w:sz w:val="28"/>
-          <w:szCs w:val="28"/>
-        </w:rPr>
-        <w:t>oneline</w:t>
-      </w:r>
-      <w:proofErr w:type="spellEnd"/>
-      <w:r>
-        <w:rPr>
-          <w:b/>
-          <w:bCs/>
-          <w:sz w:val="28"/>
-          <w:szCs w:val="28"/>
-        </w:rPr>
-        <w:t>：用一行简洁显示提交历史</w:t>
+        <w:t>git log --oneline：用一行简洁显示提交历史</w:t>
       </w:r>
     </w:p>
     <w:p>
@@ -299,6 +249,7 @@
           <w:numId w:val="1"/>
         </w:numPr>
         <w:rPr>
+          <w:rFonts w:hint="eastAsia"/>
           <w:b/>
           <w:bCs/>
           <w:sz w:val="28"/>
@@ -322,6 +273,7 @@
           <w:numId w:val="1"/>
         </w:numPr>
         <w:rPr>
+          <w:rFonts w:hint="eastAsia"/>
           <w:b/>
           <w:bCs/>
           <w:sz w:val="28"/>
@@ -1082,6 +1034,7 @@
   <w:style w:type="character" w:default="1" w:styleId="a0">
     <w:name w:val="Default Paragraph Font"/>
     <w:uiPriority w:val="1"/>
+    <w:semiHidden/>
     <w:unhideWhenUsed/>
   </w:style>
   <w:style w:type="table" w:default="1" w:styleId="a1">
